--- a/开发相关文档/AI提示词/20261018-AI实践与大数据分阶段执行包/S13-论文答辩与最终交接.docx
+++ b/开发相关文档/AI提示词/20261018-AI实践与大数据分阶段执行包/S13-论文答辩与最终交接.docx
@@ -19,7 +19,7 @@
         <w:widowControl/>
       </w:pPr>
       <w:r>
-        <w:t>V2 大数据主线优先  2026年10月19日  必做  建议安排 第6周 材料持续积累</w:t>
+        <w:t>V2 20261025收口修订  大数据主线与辅助实践交付</w:t>
       </w:r>
     </w:p>
     <w:p>
@@ -27,7 +27,15 @@
         <w:widowControl/>
       </w:pPr>
       <w:r>
-        <w:t>用法  单独上传本文件，并发送“只执行本阶段，完成验收与交接后停止”。V2编号已重排，请勿混用旧版同号文件。</w:t>
+        <w:t xml:space="preserve">用法  先读任务交接与20261021计划书，再发送“只执行本阶段，保护已有修改，更新交接后停止”。本包修订不等于阶段实施或新增授权。</w:t>
+      </w:r>
+    </w:p>
+    <w:p>
+      <w:pPr>
+        <w:widowControl/>
+      </w:pPr>
+      <w:r>
+        <w:t>20261025收口：S06完整通过，S07工程通过；S08历史工程通过、自动评审质量未通过。用户已选择工程闭环＋AI辅助建议，停止收费重评；本版提示词不代表辅助模式已落地。S09/S10未实施，S11默认跳过。</w:t>
       </w:r>
     </w:p>
     <w:p>
@@ -57,7 +65,7 @@
         <w:widowControl/>
       </w:pPr>
       <w:r>
-        <w:t>请只执行 S13 论文答辩与最终交接。目标：围绕数据处理与分析主线组织论文、演示和维护材料，准确说明AI实践的辅助作用，保证所有主张与实际实现及实验对应。</w:t>
+        <w:t>请只执行 S13 论文答辩与最终交接。以真实Spark数据处理与分析为主线，辅助实践贡献限定为提交、建议、历史绑定、取消和恢复。论文不再宣称可靠自动代码判分、自动认定学生通过或学习能力提升。</w:t>
       </w:r>
     </w:p>
     <w:p>
@@ -65,7 +73,7 @@
         <w:widowControl/>
       </w:pPr>
       <w:r>
-        <w:t>直接前置阶段：S12。前置条件：S12已有可审查验收矩阵；没有通过的能力继续列入未完成或未来工作。S11默认不在必需输入中，只有实际执行才纳入。</w:t>
+        <w:t>前置为S12按缩减范围形成的工程证据矩阵；原自动评审质量未通过留在局限/实验记录，不要求重新收费评价。未完成工程继续列未完成；S11未选不纳入必需输入。</w:t>
       </w:r>
     </w:p>
     <w:p>
@@ -85,7 +93,7 @@
         <w:ind w:left="198" w:hanging="198"/>
       </w:pPr>
       <w:r>
-        <w:t>1  你是能读取本地仓库的开发AI。根目录为C:\Users\Administrator\Desktop\毕业设计\ScholarHub。每次只执行一个阶段；本包不授权自动执行整包。先核对当前源码、Git与日志，保护已有未提交修改；无源码访问先列缺少材料。</w:t>
+        <w:t xml:space="preserve">1  根目录为C:\Users\Administrator\Desktop\毕业设计\ScholarHub。先读开发相关文档/任务交接.md及开发相关文档/开发规划/20261021-大数据主线最小改动与AI实践衔接计划书.md，核对本阶段报告、当前Git和用户最新指令。每次只执行一个阶段，保护既有未提交工作；无源码访问先列缺少材料，不从S00重新初始化。</w:t>
       </w:r>
     </w:p>
     <w:p>
@@ -94,7 +102,7 @@
         <w:ind w:left="198" w:hanging="198"/>
       </w:pPr>
       <w:r>
-        <w:t>2  先读AGENTS.md和可用的stop-that-shit、frontend-backend-code-standards；前端沿用现有设计规范。保持Vue/TypeScript、FastAPI/SQLAlchemy/MySQL及Provider，复用既有结果模块化、测试与图表，不重建项目或无关格式化。</w:t>
+        <w:t>2  遵守AGENTS.md、stop-that-shit和frontend-backend-code-standards；沿用Vue/TypeScript、FastAPI/SQLAlchemy/MySQL及现有Provider。未调整的数据/权限/版本规则沿用V2-S01-r2；S08完成含义与后续前置以20261025辅助建议收口补充为准，旧评分答案和阈值封存不改。</w:t>
       </w:r>
     </w:p>
     <w:p>
@@ -139,7 +147,7 @@
         <w:ind w:left="198" w:hanging="198"/>
       </w:pPr>
       <w:r>
-        <w:t>7  中文日志沿用开发相关文档/开发日志/开发操作日志.md；报告放开发相关文档/阶段报告/AI大数据改造/V2。编号已按V2重排，旧阶段报告只经内容映射复用，不覆盖旧报告。不自动提交、推送、发布或开始下一阶段。</w:t>
+        <w:t xml:space="preserve">7  中文日志沿用开发相关文档/开发日志/开发操作日志.md，报告放开发相关文档/阶段报告/AI大数据改造/V2。阶段结束、关键阻塞、换AI或准备压缩前先更新开发相关文档/任务交接.md：任务卡、已改文件、实际命令/证据、授权与消耗、缺口、恢复点和下一步。不得只留聊天纪要；不自动提交、推送、发布或开始下一阶段。</w:t>
       </w:r>
     </w:p>
     <w:p>
@@ -206,7 +214,7 @@
         <w:ind w:left="198" w:hanging="198"/>
       </w:pPr>
       <w:r>
-        <w:t>3  将AI部分表述为可恢复实践、确切提交反馈绑定、事实约束和建议应用。引用固定案例评价与恢复测试，不把调用外部模型称自研基础模型，也不把用户确认称学习能力提升。</w:t>
+        <w:t>3  AI部分只描述按需调用建议、确切提交绑定、可恢复过程及本人审阅；引用工程证据，并如实列出历史自动评审失败及已退出的研究目标。不把外部API叫自研模型、不把本人确认或贴出输出说成代码已执行/教师通过。</w:t>
       </w:r>
     </w:p>
     <w:p>
@@ -215,7 +223,7 @@
         <w:ind w:left="198" w:hanging="198"/>
       </w:pPr>
       <w:r>
-        <w:t>4  形成8至12分钟演示：一条已有业务数据链→快照质量和Spark作业→专题图表及依据→最小AI实践及反馈→新增事件与下一步建议。耗时作业可展示已完成批次和实际日志，说明截止时间，不冒充实时或多机计算。</w:t>
+        <w:t>4  按实际完成范围组织8至12分钟演示：业务来源→ODS质量/真实Spark→同批分析→辅助实践提交/历史/恢复，S10已完成才展示事件建议应用。耗时作业用真实已完成批次并标cutoff，不冒充实时、集群或可靠自动判分。</w:t>
       </w:r>
     </w:p>
     <w:p>
@@ -233,7 +241,7 @@
         <w:ind w:left="198" w:hanging="198"/>
       </w:pPr>
       <w:r>
-        <w:t>6  整理启动/停止、Windows与WSL职责、配置项、迁移顺序、导出/计算/发布命令、数据恢复及验证入口；不记录秘密。统一过期README与历史报告的状态口径，保留带日期的历史记录。</w:t>
+        <w:t xml:space="preserve">6  在现有开发相关文档/任务交接.md更新最终任务卡、运行/停止、Windows/WSL职责、迁移顺序、导出/计算/发布入口、固定批次和恢复点；不另建互相矛盾的最新交接。保留历史日期和失败，明确未运行/未选择，不保存凭证；S06当前来源与历史90分钟差异按原截止解释。</w:t>
       </w:r>
     </w:p>
     <w:p>
@@ -262,7 +270,7 @@
         <w:ind w:left="198" w:hanging="198"/>
       </w:pPr>
       <w:r>
-        <w:t>1  大数据链路、分析方法和实验具有实际证据；AI主张在已验证范围内。</w:t>
+        <w:t>1  大数据链、方法和实验有实际证据；AI贡献以可用辅助工程为限，原质量未通过与已退出目标明确，不追求包装为模型有效。</w:t>
       </w:r>
     </w:p>
     <w:p>
@@ -355,7 +363,7 @@
         <w:ind w:left="198" w:hanging="198"/>
       </w:pPr>
       <w:r>
-        <w:t>2  明确大数据核心、AI联合主线和选做的最终状态，交付后停止。</w:t>
+        <w:t>2  分别交付大数据核心、辅助实践工程、历史自动评审质量与未选功能的最终状态；用户无需补自动判分成绩才可按真实范围定稿。</w:t>
       </w:r>
     </w:p>
     <w:p>
@@ -384,7 +392,7 @@
         <w:ind w:left="198" w:hanging="198"/>
       </w:pPr>
       <w:r>
-        <w:t>2  前置证据、必要授权、环境或质量门槛缺失时，交付已完成材料与准确阻塞。分别标通过、失败、未运行、待确认和未选择，不把工程通过或文档完成写成模型有效或整包完成。</w:t>
+        <w:t>2  前置证据、必要授权或环境缺失时交付准确阻塞。原自动评审质量未通过作为历史限制保留，不再作为辅助建议工程的前置；当前工程仍须实证验收，不把文档、Fake或本人确认写成代码正确、教学认可或模型有效。</w:t>
       </w:r>
     </w:p>
     <w:p>
